--- a/.claude/skills/adversarial-review/scenarios/contract-finalize/contract-redlined.docx
+++ b/.claude/skills/adversarial-review/scenarios/contract-finalize/contract-redlined.docx
@@ -924,8 +924,14 @@
     </w:p>
     <w:p>
       <w:pPr>
-        <w:spacing w:after="80"/>
+        <w:spacing w:after="80" w:line="360" w:lineRule="auto"/>
         <w:ind w:left="360"/>
+        <w:pPrChange w:id="9" w:author="Contractor's Counsel" w:date="2026-06-23T19:29:01.733Z">
+          <w:pPr>
+            <w:spacing w:after="80"/>
+            <w:ind w:left="360"/>
+          </w:pPr>
+        </w:pPrChange>
       </w:pPr>
       <w:commentRangeStart w:id="2"/>
       <w:r>
